--- a/16-documentacion-final/formatos-llenos/F04_Originalidad.docx
+++ b/16-documentacion-final/formatos-llenos/F04_Originalidad.docx
@@ -888,9 +888,9 @@
     <w:basedOn w:val="Normal"/>
     <w:link w:val="BodyTextChar"/>
     <w:pPr>
-      <w:spacing w:after="0" w:before="0" w:line="240" w:lineRule="auto"/>
+      <w:spacing w:after="160" w:before="0" w:line="240" w:lineRule="auto"/>
       <w:ind w:firstLine="720"/>
-      <w:jc w:val="left"/>
+      <w:jc w:val="both"/>
     </w:pPr>
     <w:qFormat/>
     <w:rPr>
@@ -904,9 +904,9 @@
     <w:next w:val="BodyText"/>
     <w:qFormat/>
     <w:pPr>
-      <w:spacing w:after="0" w:before="0" w:line="240" w:lineRule="auto"/>
+      <w:spacing w:after="160" w:before="0" w:line="240" w:lineRule="auto"/>
       <w:ind w:firstLine="720"/>
-      <w:jc w:val="left"/>
+      <w:jc w:val="both"/>
     </w:pPr>
     <w:rPr>
       <w:rFonts w:ascii="Times New Roman" w:cs="Times New Roman" w:eastAsia="Times New Roman" w:hAnsi="Times New Roman"/>
@@ -1460,6 +1460,74 @@
       <w:spacing w:after="0" w:before="0" w:line="240" w:lineRule="auto"/>
       <w:ind w:firstLine="0"/>
       <w:jc w:val="center"/>
+    </w:pPr>
+    <w:rPr>
+      <w:rFonts w:ascii="Times New Roman" w:cs="Times New Roman" w:eastAsia="Times New Roman" w:hAnsi="Times New Roman"/>
+      <w:sz w:val="24"/>
+    </w:rPr>
+  </w:style>
+  <w:style w:customStyle="1" w:styleId="TableLabel" w:type="paragraph">
+    <w:name w:val="TableLabel"/>
+    <w:pPr>
+      <w:keepNext/>
+      <w:spacing w:after="0" w:before="240" w:line="240" w:lineRule="auto"/>
+      <w:ind w:firstLine="0"/>
+      <w:jc w:val="left"/>
+    </w:pPr>
+    <w:rPr>
+      <w:rFonts w:ascii="Times New Roman" w:cs="Times New Roman" w:eastAsia="Times New Roman" w:hAnsi="Times New Roman"/>
+      <w:b/>
+      <w:sz w:val="24"/>
+    </w:rPr>
+  </w:style>
+  <w:style w:customStyle="1" w:styleId="TableTitle" w:type="paragraph">
+    <w:name w:val="TableTitle"/>
+    <w:pPr>
+      <w:keepNext/>
+      <w:spacing w:after="120" w:before="0" w:line="240" w:lineRule="auto"/>
+      <w:ind w:firstLine="0"/>
+      <w:jc w:val="left"/>
+    </w:pPr>
+    <w:rPr>
+      <w:rFonts w:ascii="Times New Roman" w:cs="Times New Roman" w:eastAsia="Times New Roman" w:hAnsi="Times New Roman"/>
+      <w:b w:val="0"/>
+      <w:i/>
+      <w:sz w:val="24"/>
+    </w:rPr>
+  </w:style>
+  <w:style w:customStyle="1" w:styleId="TocEntry" w:type="paragraph">
+    <w:name w:val="TocEntry"/>
+    <w:pPr>
+      <w:tabs>
+        <w:tab w:leader="dot" w:pos="9360" w:val="right"/>
+      </w:tabs>
+      <w:spacing w:after="80" w:before="0" w:line="240" w:lineRule="auto"/>
+      <w:ind w:firstLine="0"/>
+      <w:jc w:val="left"/>
+    </w:pPr>
+    <w:rPr>
+      <w:rFonts w:ascii="Times New Roman" w:cs="Times New Roman" w:eastAsia="Times New Roman" w:hAnsi="Times New Roman"/>
+      <w:sz w:val="24"/>
+    </w:rPr>
+  </w:style>
+  <w:style w:customStyle="1" w:styleId="LetterRight" w:type="paragraph">
+    <w:name w:val="LetterRight"/>
+    <w:pPr>
+      <w:spacing w:after="240" w:before="0" w:line="240" w:lineRule="auto"/>
+      <w:ind w:firstLine="0"/>
+      <w:jc w:val="right"/>
+    </w:pPr>
+    <w:rPr>
+      <w:rFonts w:ascii="Times New Roman" w:cs="Times New Roman" w:eastAsia="Times New Roman" w:hAnsi="Times New Roman"/>
+      <w:sz w:val="24"/>
+    </w:rPr>
+  </w:style>
+  <w:style w:customStyle="1" w:styleId="LetterBlock" w:type="paragraph">
+    <w:name w:val="LetterBlock"/>
+    <w:pPr>
+      <w:spacing w:after="240" w:before="0" w:line="240" w:lineRule="auto"/>
+      <w:ind w:firstLine="0"/>
+      <w:jc w:val="left"/>
     </w:pPr>
     <w:rPr>
       <w:rFonts w:ascii="Times New Roman" w:cs="Times New Roman" w:eastAsia="Times New Roman" w:hAnsi="Times New Roman"/>

--- a/16-documentacion-final/formatos-llenos/F04_Originalidad.docx
+++ b/16-documentacion-final/formatos-llenos/F04_Originalidad.docx
@@ -568,7 +568,7 @@
                 <w:rFonts w:ascii="Times New Roman" w:hAnsi="Times New Roman"/>
                 <w:sz w:val="20"/>
               </w:rPr>
-              <w:t xml:space="preserve">Israel Jesus Garcia Osorio</w:t>
+              <w:t xml:space="preserve">Israel Jesús García Osorio</w:t>
             </w:r>
           </w:p>
         </w:tc>
@@ -594,14 +594,101 @@
         </w:tc>
       </w:tr>
     </w:tbl>
-    <w:p>
-      <w:pPr>
-        <w:pStyle w:val="BodyText"/>
-      </w:pPr>
-      <w:r>
-        <w:t xml:space="preserve">Integrante 3: no aplica.</w:t>
-      </w:r>
-    </w:p>
+    <w:p/>
+    <w:tbl>
+      <w:tblPr>
+        <w:tblStyle w:val="Table"/>
+        <w:tblLook w:firstRow="1" w:lastRow="0" w:firstColumn="0" w:lastColumn="0" w:noHBand="0" w:noVBand="0" w:val="0020"/>
+        <w:jc w:val="start"/>
+        <w:tblBorders>
+          <w:top w:val="single" w:sz="8" w:color="000000"/>
+          <w:bottom w:val="single" w:sz="8" w:color="000000"/>
+          <w:left w:val="nil"/>
+          <w:right w:val="nil"/>
+          <w:insideH w:val="nil"/>
+          <w:insideV w:val="nil"/>
+        </w:tblBorders>
+        <w:tblLayout w:type="fixed"/>
+        <w:tblW w:type="dxa" w:w="9360"/>
+      </w:tblPr>
+      <w:tblGrid>
+        <w:gridCol w:w="9360"/>
+      </w:tblGrid>
+      <w:tr>
+        <w:trPr>
+          <w:tblHeader w:val="true"/>
+          <w:tblHeader/>
+        </w:trPr>
+        <w:tc>
+          <w:tcPr>
+            <w:tcW w:type="dxa" w:w="9360"/>
+            <w:tcBorders>
+              <w:bottom w:val="single" w:sz="6" w:color="000000"/>
+            </w:tcBorders>
+          </w:tcPr>
+          <w:p>
+            <w:pPr>
+              <w:pStyle w:val="Compact"/>
+              <w:spacing w:line="240" w:lineRule="auto" w:after="40"/>
+              <w:ind w:firstLine="0"/>
+              <w:jc w:val="left"/>
+            </w:pPr>
+            <w:r>
+              <w:rPr>
+                <w:rFonts w:ascii="Times New Roman" w:hAnsi="Times New Roman"/>
+                <w:b/>
+                <w:sz w:val="20"/>
+              </w:rPr>
+              <w:t xml:space="preserve">Firma Integrante 3</w:t>
+            </w:r>
+          </w:p>
+        </w:tc>
+      </w:tr>
+      <w:tr>
+        <w:tc>
+          <w:tcPr>
+            <w:tcW w:type="dxa" w:w="9360"/>
+          </w:tcPr>
+          <w:p>
+            <w:pPr>
+              <w:pStyle w:val="Compact"/>
+              <w:spacing w:line="240" w:lineRule="auto" w:after="40"/>
+              <w:ind w:firstLine="0"/>
+              <w:jc w:val="left"/>
+            </w:pPr>
+            <w:r>
+              <w:rPr>
+                <w:rFonts w:ascii="Times New Roman" w:hAnsi="Times New Roman"/>
+                <w:sz w:val="20"/>
+              </w:rPr>
+              <w:t xml:space="preserve">____________</w:t>
+            </w:r>
+          </w:p>
+        </w:tc>
+      </w:tr>
+      <w:tr>
+        <w:tc>
+          <w:tcPr>
+            <w:tcW w:type="dxa" w:w="9360"/>
+          </w:tcPr>
+          <w:p>
+            <w:pPr>
+              <w:pStyle w:val="Compact"/>
+              <w:spacing w:line="240" w:lineRule="auto" w:after="40"/>
+              <w:ind w:firstLine="0"/>
+              <w:jc w:val="left"/>
+            </w:pPr>
+            <w:r>
+              <w:rPr>
+                <w:rFonts w:ascii="Times New Roman" w:hAnsi="Times New Roman"/>
+                <w:sz w:val="20"/>
+              </w:rPr>
+              <w:t xml:space="preserve">María José de la Rosa Hernández · matrícula ______</w:t>
+            </w:r>
+          </w:p>
+        </w:tc>
+      </w:tr>
+    </w:tbl>
     <w:bookmarkEnd w:id="22"/>
     <w:sectPr>
       <w:headerReference w:type="default" r:id="rId9"/>
